--- a/docs/v5.1.0/AI4TALENTS-V5.1.0-项目文档.docx
+++ b/docs/v5.1.0/AI4TALENTS-V5.1.0-项目文档.docx
@@ -1565,7 +1565,7 @@
         <w:pStyle w:val="ListBullet"/>
       </w:pPr>
       <w:r>
-        <w:t>Open API：/open-api/industry/*（含导入，profile_url 脱敏）</w:t>
+        <w:t>Open API：/open-api/industry/*（含导入；经 API Key 鉴权，联系方式字段正常透出）</w:t>
       </w:r>
     </w:p>
     <w:p>
